--- a/UTN_JAVA_2DO_CUATRI/02 Programacion Estructurada/tp2_progra_estructurada.docx
+++ b/UTN_JAVA_2DO_CUATRI/02 Programacion Estructurada/tp2_progra_estructurada.docx
@@ -1395,18 +1395,36 @@
         <w:lastRenderedPageBreak/>
         <w:t xml:space="preserve">Repo git: </w:t>
       </w:r>
-      <w:r>
+      <w:hyperlink r:id="rId17" w:history="1">
+        <w:r>
+          <w:rPr>
+            <w:rStyle w:val="Hipervnculo"/>
+            <w:lang w:val="en-US"/>
+          </w:rPr>
+          <w:t>https://github.com/FacuAuciello/U</w:t>
+        </w:r>
+        <w:r>
+          <w:rPr>
+            <w:rStyle w:val="Hipervnculo"/>
+            <w:lang w:val="en-US"/>
+          </w:rPr>
+          <w:t>T</w:t>
+        </w:r>
+        <w:r>
+          <w:rPr>
+            <w:rStyle w:val="Hipervnculo"/>
+            <w:lang w:val="en-US"/>
+          </w:rPr>
+          <w:t>N_JAVA_2do_Cuatri/tree/main</w:t>
+        </w:r>
+      </w:hyperlink>
+    </w:p>
+    <w:p>
+      <w:pPr>
         <w:rPr>
           <w:lang w:val="en-US"/>
         </w:rPr>
-        <w:t>https://github.com/FacuAuciello/UTN_JAVA_2do_Cuatri/tree/main/UTN_JAVA_2DO_CUATRI</w:t>
-      </w:r>
-      <w:r>
-        <w:rPr>
-          <w:lang w:val="en-US"/>
-        </w:rPr>
-        <w:cr/>
-      </w:r>
+      </w:pPr>
     </w:p>
     <w:p>
       <w:pPr>
@@ -2341,6 +2359,41 @@
       <w:spacing w:val="5"/>
     </w:rPr>
   </w:style>
+  <w:style w:type="character" w:styleId="Hipervnculo">
+    <w:name w:val="Hyperlink"/>
+    <w:basedOn w:val="Fuentedeprrafopredeter"/>
+    <w:uiPriority w:val="99"/>
+    <w:unhideWhenUsed/>
+    <w:rsid w:val="00A12171"/>
+    <w:rPr>
+      <w:color w:val="467886" w:themeColor="hyperlink"/>
+      <w:u w:val="single"/>
+    </w:rPr>
+  </w:style>
+  <w:style w:type="character" w:styleId="Mencinsinresolver">
+    <w:name w:val="Unresolved Mention"/>
+    <w:basedOn w:val="Fuentedeprrafopredeter"/>
+    <w:uiPriority w:val="99"/>
+    <w:semiHidden/>
+    <w:unhideWhenUsed/>
+    <w:rsid w:val="00A12171"/>
+    <w:rPr>
+      <w:color w:val="605E5C"/>
+      <w:shd w:val="clear" w:color="auto" w:fill="E1DFDD"/>
+    </w:rPr>
+  </w:style>
+  <w:style w:type="character" w:styleId="Hipervnculovisitado">
+    <w:name w:val="FollowedHyperlink"/>
+    <w:basedOn w:val="Fuentedeprrafopredeter"/>
+    <w:uiPriority w:val="99"/>
+    <w:semiHidden/>
+    <w:unhideWhenUsed/>
+    <w:rsid w:val="00A12171"/>
+    <w:rPr>
+      <w:color w:val="96607D" w:themeColor="followedHyperlink"/>
+      <w:u w:val="single"/>
+    </w:rPr>
+  </w:style>
 </w:styles>
 </file>
 
